--- a/PIRLS_Test_Kniska_Kaja.docx
+++ b/PIRLS_Test_Kniska_Kaja.docx
@@ -637,6 +637,46 @@
       </w:r>
     </w:p>
     <w:p>
+      <w:r>
+        <w:rPr>
+          <w:b/>
+        </w:rPr>
+        <w:t>15. Каков беше крајниот резултат на „Чистомат 3000“ кога Каја го тестираше за првпат?</w:t>
+      </w:r>
+    </w:p>
+    <w:p>
+      <w:pPr>
+        <w:ind w:left="720"/>
+      </w:pPr>
+      <w:r>
+        <w:t>O  А) Ја исчисти целата соба за пет минути.</w:t>
+      </w:r>
+    </w:p>
+    <w:p>
+      <w:pPr>
+        <w:ind w:left="720"/>
+      </w:pPr>
+      <w:r>
+        <w:t>O  Б) Почна да пее и да игра.</w:t>
+      </w:r>
+    </w:p>
+    <w:p>
+      <w:pPr>
+        <w:ind w:left="720"/>
+      </w:pPr>
+      <w:r>
+        <w:t>O  В) Се распадна и расфрли прашина насекаде.</w:t>
+      </w:r>
+    </w:p>
+    <w:p>
+      <w:pPr>
+        <w:ind w:left="720"/>
+      </w:pPr>
+      <w:r>
+        <w:t>O  Г) Веднаш ја доби првата награда на натпреварот.</w:t>
+      </w:r>
+    </w:p>
+    <w:p>
       <w:pPr>
         <w:jc w:val="both"/>
       </w:pPr>
